--- a/manuscript/ILEDBV_Desalination_Manuscript.docx
+++ b/manuscript/ILEDBV_Desalination_Manuscript.docx
@@ -4575,7 +4575,7 @@
           <w:sz w:val="20"/>
           <w:szCs w:val="20"/>
         </w:rPr>
-        <w:t xml:space="preserve">The complete process model implementation used to generate every quantitative result in this manuscript (mass balance, salt balance, RO/PX energy model, secondary-concentration and crystallization energy model, mineral-recovery stoichiometry, techno-economic/LCOW model, and the stream-by-stream reconciliation, rejection-sensitivity, and mineral-price-sensitivity analyses of Section 4) is provided as open-source Python at https://github.com/sandlerleon/iledbv-desalination-model (MIT license) and archived with a permanent DOI on Zenodo: DOI_PLACEHOLDER_CODE. The manuscript itself is additionally archived on Zenodo: DOI_PLACEHOLDER_PAPER. Every parameter used is a named constant in the archived code, cited to the same source given in the manuscript text, so that any reviewer or reader can reproduce Table 1, Table 4, and Figures 2-8 exactly, or substitute updated parameter values (e.g. a vendor-quoted CAPEX uplift or a measured Rayleigh-type crystallizer constant) directly.</w:t>
+        <w:t xml:space="preserve">The complete process model implementation used to generate every quantitative result in this manuscript (mass balance, salt balance, RO/PX energy model, secondary-concentration and crystallization energy model, mineral-recovery stoichiometry, techno-economic/LCOW model, and the stream-by-stream reconciliation, rejection-sensitivity, and mineral-price-sensitivity analyses of Section 4) is provided as open-source Python at https://github.com/sandlerleon/iledbv-desalination-model (MIT license) and archived with a permanent DOI on Zenodo: https://doi.org/10.5281/zenodo.22178235. The manuscript itself is additionally archived on Zenodo: https://doi.org/10.5281/zenodo.22178233. Every parameter used is a named constant in the archived code, cited to the same source given in the manuscript text, so that any reviewer or reader can reproduce Table 1, Table 4, and Figures 2-8 exactly, or substitute updated parameter values (e.g. a vendor-quoted CAPEX uplift or a measured Rayleigh-type crystallizer constant) directly.</w:t>
       </w:r>
     </w:p>
     <w:p>
